--- a/Cover_Letters/Shinoy_Optiver_Graduate_Software_Engineer_Cover_Letter.docx
+++ b/Cover_Letters/Shinoy_Optiver_Graduate_Software_Engineer_Cover_Letter.docx
@@ -14,7 +14,7 @@
     </w:p>
     <w:p>
       <w:r>
-        <w:t>September 08, 2026</w:t>
+        <w:t>September 30, 2026</w:t>
       </w:r>
     </w:p>
     <w:p>
@@ -35,7 +35,7 @@
     </w:p>
     <w:p>
       <w:r>
-        <w:t>Your focus on building systems that operate in live financial markets closely matches my background working in global banking and financial technology. I am used to collaborating with engineers and stakeholders to build reliable solutions under tight performance constraints, and I have experience using Gemini Code Assist to streamline script generation and development tasks.</w:t>
+        <w:t>Your focus on building reliable systems for live financial markets matches my background in software engineering and automated testing. In my recent roles, I have worked extensively with Java, Python, and SQL to build and maintain scalable testing frameworks. I also use tools like Gemini Code Assist to streamline code generation and improve deployment workflows, which aligns with your work in agentic tooling.</w:t>
       </w:r>
     </w:p>
     <w:p>
